--- a/apps/api/src/modules/notes/settlement-hibah-receipt/templates/settlement-hibah-receipt-v1.docx
+++ b/apps/api/src/modules/notes/settlement-hibah-receipt/templates/settlement-hibah-receipt-v1.docx
@@ -2464,7 +2464,7 @@
                 <w:color w:val="666666"/>
                 <w:sz w:val="14"/>
               </w:rPr>
-              <w:t>________________________</w:t>
+              <w:t>§COMPANY_STAMP_IMAGE§</w:t>
             </w:r>
             <w:r>
               <w:rPr>

--- a/apps/api/src/modules/notes/settlement-hibah-receipt/templates/settlement-hibah-receipt-v1.docx
+++ b/apps/api/src/modules/notes/settlement-hibah-receipt/templates/settlement-hibah-receipt-v1.docx
@@ -2464,7 +2464,7 @@
                 <w:color w:val="666666"/>
                 <w:sz w:val="14"/>
               </w:rPr>
-              <w:t>§COMPANY_STAMP_IMAGE§</w:t>
+              <w:t>§SIGNATURE_IMAGE§</w:t>
             </w:r>
             <w:r>
               <w:rPr>
@@ -2480,22 +2480,63 @@
                 <w:color w:val="666666"/>
                 <w:sz w:val="14"/>
               </w:rPr>
+              <w:t>As agent of the Issuer</w:t>
+            </w:r>
+            <w:r>
+              <w:rPr>
+                <w:rFonts w:ascii="Arial" w:hAnsi="Arial"/>
+                <w:color w:val="666666"/>
+                <w:sz w:val="14"/>
+              </w:rPr>
+              <w:br/>
+            </w:r>
+            <w:r>
+              <w:rPr>
+                <w:rFonts w:ascii="Arial" w:hAnsi="Arial"/>
+                <w:color w:val="666666"/>
+                <w:sz w:val="14"/>
+              </w:rPr>
+              <w:t xml:space="preserve">Name / Date: {signatoryNameAndDate}</w:t>
+            </w:r>
+          </w:p>
+        </w:tc>
+        <w:tc>
+          <w:tcPr>
+            <w:tcW w:w="3080" w:type="dxa"/>
+            <w:tcMar>
+              <w:top w:w="70" w:type="dxa"/>
+              <w:left w:w="115" w:type="dxa"/>
+              <w:bottom w:w="70" w:type="dxa"/>
+              <w:right w:w="115" w:type="dxa"/>
+            </w:tcMar>
+            <w:vAlign w:val="center"/>
+          </w:tcPr>
+          <w:p>
+            <w:r>
+              <w:rPr>
+                <w:rFonts w:ascii="Arial" w:hAnsi="Arial"/>
+                <w:color w:val="666666"/>
+                <w:sz w:val="14"/>
+              </w:rPr>
+              <w:t>§COMPANY_STAMP_IMAGE§</w:t>
+            </w:r>
+            <w:r>
+              <w:rPr>
+                <w:rFonts w:ascii="Arial" w:hAnsi="Arial"/>
+                <w:color w:val="666666"/>
+                <w:sz w:val="14"/>
+              </w:rPr>
+              <w:br/>
+            </w:r>
+            <w:r>
+              <w:rPr>
+                <w:rFonts w:ascii="Arial" w:hAnsi="Arial"/>
+                <w:color w:val="666666"/>
+                <w:sz w:val="14"/>
+              </w:rPr>
               <w:t>Company Stamp</w:t>
             </w:r>
           </w:p>
-        </w:tc>
-        <w:tc>
-          <w:tcPr>
-            <w:tcW w:w="3080" w:type="dxa"/>
-            <w:tcMar>
-              <w:top w:w="70" w:type="dxa"/>
-              <w:left w:w="115" w:type="dxa"/>
-              <w:bottom w:w="70" w:type="dxa"/>
-              <w:right w:w="115" w:type="dxa"/>
-            </w:tcMar>
-            <w:vAlign w:val="center"/>
-          </w:tcPr>
-          <w:p/>
         </w:tc>
         <w:tc>
           <w:tcPr>

--- a/apps/api/src/modules/notes/settlement-hibah-receipt/templates/settlement-hibah-receipt-v1.docx
+++ b/apps/api/src/modules/notes/settlement-hibah-receipt/templates/settlement-hibah-receipt-v1.docx
@@ -2422,7 +2422,7 @@
     </w:tbl>
     <w:p>
       <w:pPr>
-        <w:spacing w:after="100"/>
+        <w:spacing w:after="20"/>
       </w:pPr>
     </w:p>
     <w:tbl>
@@ -2450,9 +2450,9 @@
           <w:tcPr>
             <w:tcW w:w="3080" w:type="dxa"/>
             <w:tcMar>
-              <w:top w:w="70" w:type="dxa"/>
-              <w:left w:w="115" w:type="dxa"/>
-              <w:bottom w:w="70" w:type="dxa"/>
+              <w:top w:w="25" w:type="dxa"/>
+              <w:left w:w="115" w:type="dxa"/>
+              <w:bottom w:w="25" w:type="dxa"/>
               <w:right w:w="115" w:type="dxa"/>
             </w:tcMar>
             <w:vAlign w:val="center"/>
@@ -2504,9 +2504,9 @@
           <w:tcPr>
             <w:tcW w:w="3080" w:type="dxa"/>
             <w:tcMar>
-              <w:top w:w="70" w:type="dxa"/>
-              <w:left w:w="115" w:type="dxa"/>
-              <w:bottom w:w="70" w:type="dxa"/>
+              <w:top w:w="25" w:type="dxa"/>
+              <w:left w:w="115" w:type="dxa"/>
+              <w:bottom w:w="25" w:type="dxa"/>
               <w:right w:w="115" w:type="dxa"/>
             </w:tcMar>
             <w:vAlign w:val="center"/>
@@ -2542,9 +2542,9 @@
           <w:tcPr>
             <w:tcW w:w="3080" w:type="dxa"/>
             <w:tcMar>
-              <w:top w:w="70" w:type="dxa"/>
-              <w:left w:w="115" w:type="dxa"/>
-              <w:bottom w:w="70" w:type="dxa"/>
+              <w:top w:w="25" w:type="dxa"/>
+              <w:left w:w="115" w:type="dxa"/>
+              <w:bottom w:w="25" w:type="dxa"/>
               <w:right w:w="115" w:type="dxa"/>
             </w:tcMar>
             <w:vAlign w:val="center"/>
